--- a/图书情报平台实训交付-优化版/实验报告-数科2班-202414870218-白岩松.docx
+++ b/图书情报平台实训交付-优化版/实验报告-数科2班-202414870218-白岩松.docx
@@ -113,7 +113,7 @@
           <w:b w:val="0"/>
           <w:sz w:val="21"/>
         </w:rPr>
-        <w:t>实验日期：2026年10月12日       第1次报告</w:t>
+        <w:t>实验日期：2026年10月25日       第1次报告</w:t>
       </w:r>
     </w:p>
     <w:tbl>
@@ -1357,20 +1357,20 @@
                 <w:b w:val="0"/>
                 <w:sz w:val="21"/>
               </w:rPr>
-              <w:t>创建 library 库；创建固定集合 book_logs（1MB、最多1000条）、时间序列集合 borrow_logs（时间字段 borrow_date、粒度 hours、2年过期）、视图 book_in_stock（stock&gt;0）。</w:t>
-            </w:r>
-          </w:p>
-          <w:p>
-            <w:pPr>
-              <w:spacing w:after="40" w:line="312" w:lineRule="auto"/>
-            </w:pPr>
-            <w:r>
-              <w:rPr>
-                <w:rFonts w:ascii="宋体" w:hAnsi="宋体" w:eastAsia="宋体"/>
-                <w:b w:val="0"/>
-                <w:sz w:val="21"/>
-              </w:rPr>
-              <w:t>导入 books(20)、readers(16)、borrow_logs(66) 三个数据集并核对文档数（borrow_logs 因 2 年 TTL 清理后剩 24 条）。</w:t>
+              <w:t>创建 library 库；创建固定集合 book_logs（1MB、最多1000条）、时间序列集合 borrow_logs（时间字段 borrow_date、粒度 hours、5年过期）、视图 book_in_stock（stock&gt;0）。</w:t>
+            </w:r>
+          </w:p>
+          <w:p>
+            <w:pPr>
+              <w:spacing w:after="40" w:line="312" w:lineRule="auto"/>
+            </w:pPr>
+            <w:r>
+              <w:rPr>
+                <w:rFonts w:ascii="宋体" w:hAnsi="宋体" w:eastAsia="宋体"/>
+                <w:b w:val="0"/>
+                <w:sz w:val="21"/>
+              </w:rPr>
+              <w:t>导入 books(20)、readers(16)、borrow_logs(66) 三个数据集并核对文档数（5年TTL完整保留，任务三D1/D2删除演示后剩52条）。</w:t>
             </w:r>
           </w:p>
           <w:p>
@@ -1604,7 +1604,7 @@
                 <w:b w:val="0"/>
                 <w:sz w:val="21"/>
               </w:rPr>
-              <w:t>A6 按年借阅量（格式化“2024年”）：2024年6次、2025年18次（2年TTL后24条口径）；A9 用 $merge 将结果写入 category_stats。</w:t>
+              <w:t>A6 按年借阅量（格式化“2024年”）：2023年15次、2024年23次、2025年14次（D1/D2后52条口径）；A9 用 $merge 将结果写入 category_stats。</w:t>
             </w:r>
           </w:p>
           <w:p>
@@ -1627,7 +1627,7 @@
             <w:r>
               <w:drawing>
                 <wp:inline xmlns:a="http://schemas.openxmlformats.org/drawingml/2006/main" xmlns:pic="http://schemas.openxmlformats.org/drawingml/2006/picture">
-                  <wp:extent cx="4860000" cy="2007000"/>
+                  <wp:extent cx="4860000" cy="2124000"/>
                   <wp:docPr id="4" name="Picture 4"/>
                   <wp:cNvGraphicFramePr>
                     <a:graphicFrameLocks noChangeAspect="1"/>
@@ -1648,7 +1648,7 @@
                         <pic:spPr>
                           <a:xfrm>
                             <a:off x="0" y="0"/>
-                            <a:ext cx="4860000" cy="2007000"/>
+                            <a:ext cx="4860000" cy="2124000"/>
                           </a:xfrm>
                           <a:prstGeom prst="rect"/>
                         </pic:spPr>
@@ -2061,7 +2061,7 @@
                 <w:b w:val="0"/>
                 <w:sz w:val="21"/>
               </w:rPr>
-              <w:t>遇到的主要问题：一是时间序列集合“数据变少”，排查发现是 2 年 TTL 自动清理了 2024-10 之前的历史记录，属于预期生命周期机制；二是时间序列集合不支持普通字段更新，导致“归还处理”最初报错，最终改用删除在借记录并追加“已归还”流水的方式解决；三是开启 --auth 后程序连接被拒，通过统一配置账号并对特殊字符做 URL 编码解决。</w:t>
+              <w:t>遇到的主要问题：一是时间序列集合导入后只能查到26条，排查发现是2年TTL自动清理了2024-10之前的历史记录，按要求改为5年保留期、重建集合重新导入后66条全部保留；二是时间序列集合不支持普通字段更新，导致“归还处理”最初报错，最终改用删除在借记录并追加“已归还”流水的方式解决；三是开启 --auth 后程序连接被拒，通过统一配置账号并对特殊字符做 URL 编码解决。</w:t>
             </w:r>
           </w:p>
         </w:tc>
